--- a/PUBLISHED/biol-1/ALL_FILES/module-11-genomics-biotechnology-keys-to-success.docx
+++ b/PUBLISHED/biol-1/ALL_FILES/module-11-genomics-biotechnology-keys-to-success.docx
@@ -19,32 +19,72 @@
     </w:p>
     <w:p>
       <w:r>
-        <w:t>Explain the function of restriction enzymes and DNA ligase in creating recombinant DNA.  Describe the steps and purpose of PCR and gel electrophoresis.  Evaluate the benefits and risks of transgenic organisms (GMOs).  Discuss the goals and methods of gene therapy.   Key Terminology Checklist</w:t>
+        <w:t>Explain the function of restriction enzymes and DNA ligase in creating recombinant DNA  Describe the steps and purpose of PCR (Polymerase Chain Reaction)  Explain how gel electrophoresis separates DNA fragments by size  Describe how DNA fingerprinting (STR analysis) is used in forensics and paternity testing  Outline the process of creating a transgenic organism (GMO)  Evaluate the goals, methods, and ethical considerations of gene therapy and CRISPR gene editing   Key Terms to Know</w:t>
       </w:r>
     </w:p>
     <w:p>
       <w:r>
-        <w:t>Define these terms in your own words to ensure mastery.</w:t>
+        <w:t>Molecular Tools</w:t>
       </w:r>
     </w:p>
     <w:p>
       <w:r>
-        <w:t>[ ] Recombinant DNA : DNA containing genetic material from two different sources.  [ ] Plasmid : A small circular DNA molecule in bacteria, often used as a cloning vector.  [ ] DNA Ligase : An enzyme that seals breaks in the DNA backbone.  [ ] STR (Short Tandem Repeat) : Highly variable DNA sequences used in genetic fingerprinting.  [ ] Bioinformatics : The use of computational tools to analyze biological data.   Concept Check</w:t>
+        <w:t>Restriction Enzyme — An enzyme that cuts DNA at a specific recognition sequence (e.g., EcoRI cuts GAATTC)  Sticky Ends — Short single-stranded overhangs produced by restriction enzyme cuts; allow compatible fragments to base-pair  Blunt Ends — Straight-cut DNA ends without overhangs  DNA Ligase — Enzyme that permanently joins (seals) DNA fragments by forming phosphodiester bonds  Recombinant DNA — A DNA molecule containing genetic material from two different sources  Vector — A DNA molecule used to carry foreign DNA into a host cell (commonly a plasmid or virus)  Plasmid — A small, circular DNA molecule found in bacteria; commonly used as a cloning vector   PCR (Polymerase Chain Reaction)</w:t>
       </w:r>
     </w:p>
     <w:p>
       <w:r>
-        <w:t>1. Molecular Cloning</w:t>
+        <w:t>PCR — A technique that amplifies (copies) a specific DNA segment millions of times in vitro  Denaturation (~95°C) — Heat separates the two DNA strands  Annealing (~55°C) — Short DNA primers bind to complementary sequences flanking the target region  Extension (~72°C) — Taq DNA polymerase synthesizes new DNA strands from the primers  Taq Polymerase — A heat-stable DNA polymerase from Thermus aquaticus (survives the 95°C denaturation step)  Primer — A short synthetic DNA sequence that tells polymerase where to start copying   Gel Electrophoresis</w:t>
       </w:r>
     </w:p>
     <w:p>
       <w:r>
-        <w:t>Question : What enzymes are used to create recombinant DNA?  Key Answer :  Restriction enzymes : Cut DNA at specific recognition sequences, generating sticky or blunt ends.  DNA ligase : Joins DNA fragments together.   2. Gel Electrophoresis</w:t>
+        <w:t>Gel Electrophoresis — Technique that separates DNA fragments by size using an electric field through an agarose gel  DNA migrates toward the positive electrode — Because DNA is negatively charged (phosphate backbone)  Smaller fragments travel farther — They move more easily through the gel pores  DNA Ladder — A set of DNA fragments of known sizes used as a reference standard   Genomics &amp; Bioinformatics</w:t>
       </w:r>
     </w:p>
     <w:p>
       <w:r>
-        <w:t>Question : How does gel electrophoresis separate DNA?  Key Answer : DNA is negatively charged (phosphate groups). In an electric field, DNA migrates toward the positive electrode. Smaller fragments move faster/farther through the gel matrix.   3. Transgenic Organisms</w:t>
+        <w:t>Genomics — The study of entire genomes (all the DNA in an organism)  Human Genome Project — Completed in 2003; mapped the ~3 billion base pairs of human DNA  Functional Genomics — Determining what each gene does through gene expression patterns and knockout experiments  Bioinformatics — Using computational tools to store, analyze, and interpret biological data  STR (Short Tandem Repeat) — Highly variable DNA regions where a short sequence repeats; used in genetic fingerprinting   Genetic Engineering &amp; Gene Therapy</w:t>
+      </w:r>
+    </w:p>
+    <w:p>
+      <w:r>
+        <w:t>Transgenic Organism (GMO) — An organism that has received genes from another species through genetic engineering  Transformation — The process of introducing foreign DNA (on a plasmid) into a bacterial cell  Gene Therapy — Treating genetic disorders by introducing a functional copy of a defective gene into a patient's cells  Ex Vivo Gene Therapy — Cells are removed from the patient, genetically modified in the lab, and returned  In Vivo Gene Therapy — A vector delivers the therapeutic gene directly into the patient's body  CRISPR-Cas9 — A precise gene-editing tool that can cut DNA at a specific sequence, allowing genes to be deleted, corrected, or inserted  Somatic Gene Therapy — Modifying genes in body cells (changes not passed to offspring)  Germline Modification — Modifying genes in egg, sperm, or embryo cells (changes ARE inherited — raises ethical concerns)   Biotechnology Techniques: Step by Step</w:t>
+      </w:r>
+    </w:p>
+    <w:p>
+      <w:r>
+        <w:t>Creating Recombinant DNA</w:t>
+      </w:r>
+    </w:p>
+    <w:p>
+      <w:r>
+        <w:t>Cut both the donor DNA and the plasmid with the same restriction enzyme → produces matching sticky ends  Mix the fragments together → sticky ends base-pair by complementarity  Seal with DNA ligase → recombinant plasmid is complete  Transform bacteria with the recombinant plasmid → bacteria now carry the foreign gene  Select for bacteria containing the plasmid (e.g., antibiotic resistance marker)   PCR Cycle (Repeated 25-35 Times)</w:t>
+      </w:r>
+    </w:p>
+    <w:p>
+      <w:r>
+        <w:t>Step  Temperature  What Happens      Denaturation  ~95°C  DNA strands separate    Annealing  ~55°C  Primers bind to target sequences    Extension  ~72°C  Taq polymerase builds new strands      After n cycles: 2ⁿ copies of the target DNA. After 30 cycles: ~1 billion copies from a single molecule.</w:t>
+      </w:r>
+    </w:p>
+    <w:p>
+      <w:r>
+        <w:t>Gel Electrophoresis</w:t>
+      </w:r>
+    </w:p>
+    <w:p>
+      <w:r>
+        <w:t>DNA samples loaded into wells at the negative end of the gel  Electric current applied → DNA migrates toward positive end  Smaller fragments move farther; larger fragments stay near the top  Bands visualized with UV light and a DNA-binding dye  Compare to a DNA ladder to estimate fragment sizes   Applications of Biotechnology</w:t>
+      </w:r>
+    </w:p>
+    <w:p>
+      <w:r>
+        <w:t>Application  Technique Used  Example      Forensic ID  STR profiling + gel electrophoresis  Crime scene DNA matching    Paternity testing  STR analysis  Child's bands must come from one parent    Medical insulin  Recombinant DNA + bacteria  Human insulin gene expressed in E. coli    Golden Rice  Transgenic crop engineering  Beta-carotene gene inserted into rice    Gene therapy  Viral vectors deliver functional genes  Treating cystic fibrosis, SCID    CRISPR editing  Cas9 protein + guide RNA  Correcting sickle cell mutations     Ethical Considerations</w:t>
+      </w:r>
+    </w:p>
+    <w:p>
+      <w:r>
+        <w:t>GMO safety — Extensive testing required; concerns about ecological impact and consumer choice  Gene therapy risks — Immune reactions to viral vectors; difficulty targeting the right cells  Germline editing — Permanent, heritable changes raise concerns about unintended consequences and equity  Genetic privacy — DNA databases and forensic profiling raise questions about consent and data security   Study Tips</w:t>
       </w:r>
     </w:p>
     <w:sectPr>

--- a/PUBLISHED/biol-1/ALL_FILES/module-11-genomics-biotechnology-keys-to-success.docx
+++ b/PUBLISHED/biol-1/ALL_FILES/module-11-genomics-biotechnology-keys-to-success.docx
@@ -19,72 +19,62 @@
     </w:p>
     <w:p>
       <w:r>
-        <w:t>Explain the function of restriction enzymes and DNA ligase in creating recombinant DNA  Describe the steps and purpose of PCR (Polymerase Chain Reaction)  Explain how gel electrophoresis separates DNA fragments by size  Describe how DNA fingerprinting (STR analysis) is used in forensics and paternity testing  Outline the process of creating a transgenic organism (GMO)  Evaluate the goals, methods, and ethical considerations of gene therapy and CRISPR gene editing   Key Terms to Know</w:t>
+        <w:t>Explain how restriction enzymes and ligase create recombinant DNA  Describe the three steps of PCR  Explain how gel electrophoresis separates DNA by size  Describe how DNA fingerprinting works  Explain what GMOs and gene therapy are  Describe what CRISPR is and why it matters   The Big Picture</w:t>
       </w:r>
     </w:p>
     <w:p>
       <w:r>
-        <w:t>Molecular Tools</w:t>
+        <w:t>Biotechnology takes what we know about DNA and puts it to work. We can now copy DNA, cut and paste genes, identify criminals, treat genetic diseases, and edit the genome itself.</w:t>
       </w:r>
     </w:p>
     <w:p>
       <w:r>
-        <w:t>Restriction Enzyme — An enzyme that cuts DNA at a specific recognition sequence (e.g., EcoRI cuts GAATTC)  Sticky Ends — Short single-stranded overhangs produced by restriction enzyme cuts; allow compatible fragments to base-pair  Blunt Ends — Straight-cut DNA ends without overhangs  DNA Ligase — Enzyme that permanently joins (seals) DNA fragments by forming phosphodiester bonds  Recombinant DNA — A DNA molecule containing genetic material from two different sources  Vector — A DNA molecule used to carry foreign DNA into a host cell (commonly a plasmid or virus)  Plasmid — A small, circular DNA molecule found in bacteria; commonly used as a cloning vector   PCR (Polymerase Chain Reaction)</w:t>
+        <w:t>Key Terms</w:t>
       </w:r>
     </w:p>
     <w:p>
       <w:r>
-        <w:t>PCR — A technique that amplifies (copies) a specific DNA segment millions of times in vitro  Denaturation (~95°C) — Heat separates the two DNA strands  Annealing (~55°C) — Short DNA primers bind to complementary sequences flanking the target region  Extension (~72°C) — Taq DNA polymerase synthesizes new DNA strands from the primers  Taq Polymerase — A heat-stable DNA polymerase from Thermus aquaticus (survives the 95°C denaturation step)  Primer — A short synthetic DNA sequence that tells polymerase where to start copying   Gel Electrophoresis</w:t>
+        <w:t>Cutting and Pasting DNA</w:t>
       </w:r>
     </w:p>
     <w:p>
       <w:r>
-        <w:t>Gel Electrophoresis — Technique that separates DNA fragments by size using an electric field through an agarose gel  DNA migrates toward the positive electrode — Because DNA is negatively charged (phosphate backbone)  Smaller fragments travel farther — They move more easily through the gel pores  DNA Ladder — A set of DNA fragments of known sizes used as a reference standard   Genomics &amp; Bioinformatics</w:t>
+        <w:t>Restriction Enzyme — Molecular scissors that cut DNA at a specific sequence  Sticky Ends — Overhanging single-stranded ends that can pair with matching fragments  DNA Ligase — Molecular glue that seals DNA fragments together  Recombinant DNA — DNA made from two different sources spliced together  Plasmid — A small circular DNA in bacteria; used as a delivery vehicle (vector)  Transformation — Putting a plasmid into a bacterial cell   PCR (Copying DNA)</w:t>
       </w:r>
     </w:p>
     <w:p>
       <w:r>
-        <w:t>Genomics — The study of entire genomes (all the DNA in an organism)  Human Genome Project — Completed in 2003; mapped the ~3 billion base pairs of human DNA  Functional Genomics — Determining what each gene does through gene expression patterns and knockout experiments  Bioinformatics — Using computational tools to store, analyze, and interpret biological data  STR (Short Tandem Repeat) — Highly variable DNA regions where a short sequence repeats; used in genetic fingerprinting   Genetic Engineering &amp; Gene Therapy</w:t>
+        <w:t>PCR — Makes millions of copies of a DNA segment  Step 1: Denature (~95°C) — Heat separates the two DNA strands  Step 2: Anneal (~55°C) — Short primers stick to the target region  Step 3: Extend (~72°C) — Taq polymerase builds new strands  Taq Polymerase — A heat-proof enzyme from hot spring bacteria  After each cycle, DNA doubles: 1 → 2 → 4 → 8 → 16... (2ⁿ after n cycles)   Gel Electrophoresis (Sorting DNA)</w:t>
       </w:r>
     </w:p>
     <w:p>
       <w:r>
-        <w:t>Transgenic Organism (GMO) — An organism that has received genes from another species through genetic engineering  Transformation — The process of introducing foreign DNA (on a plasmid) into a bacterial cell  Gene Therapy — Treating genetic disorders by introducing a functional copy of a defective gene into a patient's cells  Ex Vivo Gene Therapy — Cells are removed from the patient, genetically modified in the lab, and returned  In Vivo Gene Therapy — A vector delivers the therapeutic gene directly into the patient's body  CRISPR-Cas9 — A precise gene-editing tool that can cut DNA at a specific sequence, allowing genes to be deleted, corrected, or inserted  Somatic Gene Therapy — Modifying genes in body cells (changes not passed to offspring)  Germline Modification — Modifying genes in egg, sperm, or embryo cells (changes ARE inherited — raises ethical concerns)   Biotechnology Techniques: Step by Step</w:t>
+        <w:t>DNA is negative (phosphate groups) → moves toward the positive end  Small fragments go farther , large fragments stay near the top  DNA ladder — Known-size fragments used as a ruler   DNA Fingerprinting</w:t>
       </w:r>
     </w:p>
     <w:p>
       <w:r>
-        <w:t>Creating Recombinant DNA</w:t>
+        <w:t>STR (Short Tandem Repeat) — A short DNA sequence repeated different numbers of times in different people  Everyone (except identical twins) has a unique STR pattern  Used in: forensics (crime scenes) and paternity tests  In a paternity test: the child's bands that don't match mom must come from dad   Genetic Engineering</w:t>
       </w:r>
     </w:p>
     <w:p>
       <w:r>
-        <w:t>Cut both the donor DNA and the plasmid with the same restriction enzyme → produces matching sticky ends  Mix the fragments together → sticky ends base-pair by complementarity  Seal with DNA ligase → recombinant plasmid is complete  Transform bacteria with the recombinant plasmid → bacteria now carry the foreign gene  Select for bacteria containing the plasmid (e.g., antibiotic resistance marker)   PCR Cycle (Repeated 25-35 Times)</w:t>
+        <w:t>GMO (Transgenic organism) — Has a gene from another species  Example: Insulin — Human insulin gene put into bacteria → bacteria make insulin  Example: Golden Rice — Beta-carotene gene added to rice → helps prevent vitamin A deficiency   Gene Therapy and CRISPR</w:t>
       </w:r>
     </w:p>
     <w:p>
       <w:r>
-        <w:t>Step  Temperature  What Happens      Denaturation  ~95°C  DNA strands separate    Annealing  ~55°C  Primers bind to target sequences    Extension  ~72°C  Taq polymerase builds new strands      After n cycles: 2ⁿ copies of the target DNA. After 30 cycles: ~1 billion copies from a single molecule.</w:t>
+        <w:t>Gene Therapy — Treating disease by giving a patient a working copy of a broken gene  Ex vivo — Cells taken out, fixed, put back  In vivo — Treatment delivered directly into the body  CRISPR-Cas9 — A gene-editing tool that can cut, delete, or fix specific genes  Somatic therapy — Changes body cells only (not inherited)  Germline editing — Changes egg/sperm/embryo (IS inherited — raises ethical questions)   Why It All Works</w:t>
       </w:r>
     </w:p>
     <w:p>
       <w:r>
-        <w:t>Gel Electrophoresis</w:t>
+        <w:t>The genetic code is universal — the same codons mean the same amino acids in bacteria, plants, and humans. That's why a bacterium can read a human gene and make a human protein.</w:t>
       </w:r>
     </w:p>
     <w:p>
       <w:r>
-        <w:t>DNA samples loaded into wells at the negative end of the gel  Electric current applied → DNA migrates toward positive end  Smaller fragments move farther; larger fragments stay near the top  Bands visualized with UV light and a DNA-binding dye  Compare to a DNA ladder to estimate fragment sizes   Applications of Biotechnology</w:t>
-      </w:r>
-    </w:p>
-    <w:p>
-      <w:r>
-        <w:t>Application  Technique Used  Example      Forensic ID  STR profiling + gel electrophoresis  Crime scene DNA matching    Paternity testing  STR analysis  Child's bands must come from one parent    Medical insulin  Recombinant DNA + bacteria  Human insulin gene expressed in E. coli    Golden Rice  Transgenic crop engineering  Beta-carotene gene inserted into rice    Gene therapy  Viral vectors deliver functional genes  Treating cystic fibrosis, SCID    CRISPR editing  Cas9 protein + guide RNA  Correcting sickle cell mutations     Ethical Considerations</w:t>
-      </w:r>
-    </w:p>
-    <w:p>
-      <w:r>
-        <w:t>GMO safety — Extensive testing required; concerns about ecological impact and consumer choice  Gene therapy risks — Immune reactions to viral vectors; difficulty targeting the right cells  Germline editing — Permanent, heritable changes raise concerns about unintended consequences and equity  Genetic privacy — DNA databases and forensic profiling raise questions about consent and data security   Study Tips</w:t>
+        <w:t>Study Tips</w:t>
       </w:r>
     </w:p>
     <w:sectPr>

--- a/PUBLISHED/biol-1/ALL_FILES/module-11-genomics-biotechnology-keys-to-success.docx
+++ b/PUBLISHED/biol-1/ALL_FILES/module-11-genomics-biotechnology-keys-to-success.docx
@@ -4,7 +4,7 @@
   <w:body>
     <w:p>
       <w:r>
-        <w:t>Module 11: Genomics and Biotechnology — Keys to Success</w:t>
+        <w:t>Module 11: Genomics &amp; Biotechnology — Keys to Success</w:t>
       </w:r>
     </w:p>
     <w:p>
@@ -19,12 +19,12 @@
     </w:p>
     <w:p>
       <w:r>
-        <w:t>Explain how restriction enzymes and ligase create recombinant DNA  Describe the three steps of PCR  Explain how gel electrophoresis separates DNA by size  Describe how DNA fingerprinting works  Explain what GMOs and gene therapy are  Describe what CRISPR is and why it matters   The Big Picture</w:t>
+        <w:t>Explain how scientists cut, copy, and sort DNA  Describe how DNA fingerprinting identifies individuals  Explain what a GMO is and give an example  Describe what CRISPR does and why it is significant  Connect biotechnology tools back to the central dogma (Module 07)   The Big Picture</w:t>
       </w:r>
     </w:p>
     <w:p>
       <w:r>
-        <w:t>Biotechnology takes what we know about DNA and puts it to work. We can now copy DNA, cut and paste genes, identify criminals, treat genetic diseases, and edit the genome itself.</w:t>
+        <w:t>Biotechnology takes what we know about DNA and puts it to work. Because the genetic code is universal (the same codons mean the same amino acids in bacteria, plants, and humans — remember the central dogma from Module 07), we can move genes between organisms and they still work. That single fact makes all of genetic engineering possible.</w:t>
       </w:r>
     </w:p>
     <w:p>
@@ -34,47 +34,42 @@
     </w:p>
     <w:p>
       <w:r>
-        <w:t>Cutting and Pasting DNA</w:t>
+        <w:t>The DNA Toolkit — Cut, Copy, Sort</w:t>
       </w:r>
     </w:p>
     <w:p>
       <w:r>
-        <w:t>Restriction Enzyme — Molecular scissors that cut DNA at a specific sequence  Sticky Ends — Overhanging single-stranded ends that can pair with matching fragments  DNA Ligase — Molecular glue that seals DNA fragments together  Recombinant DNA — DNA made from two different sources spliced together  Plasmid — A small circular DNA in bacteria; used as a delivery vehicle (vector)  Transformation — Putting a plasmid into a bacterial cell   PCR (Copying DNA)</w:t>
+        <w:t>These are the core lab techniques that make biotechnology possible:</w:t>
       </w:r>
     </w:p>
     <w:p>
       <w:r>
-        <w:t>PCR — Makes millions of copies of a DNA segment  Step 1: Denature (~95°C) — Heat separates the two DNA strands  Step 2: Anneal (~55°C) — Short primers stick to the target region  Step 3: Extend (~72°C) — Taq polymerase builds new strands  Taq Polymerase — A heat-proof enzyme from hot spring bacteria  After each cycle, DNA doubles: 1 → 2 → 4 → 8 → 16... (2ⁿ after n cycles)   Gel Electrophoresis (Sorting DNA)</w:t>
+        <w:t>Restriction Enzyme — Molecular scissors that cut DNA at a specific sequence; creates fragments that can be rearranged  DNA Ligase — Molecular glue that seals DNA fragments together (you saw this in Module 08 — it also works during DNA replication)  Recombinant DNA — DNA made by combining pieces from two different sources (e.g., a human gene inserted into a bacterial plasmid)  Plasmid — A small, circular piece of DNA found in bacteria; used as a delivery vehicle to carry new genes into cells   PCR — The DNA Photocopier</w:t>
       </w:r>
     </w:p>
     <w:p>
       <w:r>
-        <w:t>DNA is negative (phosphate groups) → moves toward the positive end  Small fragments go farther , large fragments stay near the top  DNA ladder — Known-size fragments used as a ruler   DNA Fingerprinting</w:t>
+        <w:t>PCR (Polymerase Chain Reaction) — Makes millions of copies of a specific DNA segment  It works just like DNA replication (Module 08), but in a test tube:  Heat the DNA to separate the two strands  Cool so short primers attach to the target region  Build new strands using a special heat-proof enzyme (Taq polymerase)  After each cycle, the number of copies doubles: 1 → 2 → 4 → 8 → 16...   Gel Electrophoresis — Sorting DNA by Size</w:t>
       </w:r>
     </w:p>
     <w:p>
       <w:r>
-        <w:t>STR (Short Tandem Repeat) — A short DNA sequence repeated different numbers of times in different people  Everyone (except identical twins) has a unique STR pattern  Used in: forensics (crime scenes) and paternity tests  In a paternity test: the child's bands that don't match mom must come from dad   Genetic Engineering</w:t>
+        <w:t>DNA fragments are placed in a gel and pulled by an electric current  Small fragments travel farther ; large fragments stay near the top  Used to visualize and compare DNA samples   DNA Fingerprinting — Identifying Individuals</w:t>
       </w:r>
     </w:p>
     <w:p>
       <w:r>
-        <w:t>GMO (Transgenic organism) — Has a gene from another species  Example: Insulin — Human insulin gene put into bacteria → bacteria make insulin  Example: Golden Rice — Beta-carotene gene added to rice → helps prevent vitamin A deficiency   Gene Therapy and CRISPR</w:t>
+        <w:t>Every person (except identical twins) has a unique pattern of STRs (Short Tandem Repeats) — short DNA sequences repeated different numbers of times  Scientists use PCR to copy STR regions, then gel electrophoresis to compare patterns  Used in forensics (matching crime scene DNA) and paternity tests (a child's bands that don't match mom must come from dad)  This connects to Module 09 (Inheritance) — STR patterns are inherited from parents, just like other traits   Genetic Engineering — Moving Genes Between Organisms</w:t>
       </w:r>
     </w:p>
     <w:p>
       <w:r>
-        <w:t>Gene Therapy — Treating disease by giving a patient a working copy of a broken gene  Ex vivo — Cells taken out, fixed, put back  In vivo — Treatment delivered directly into the body  CRISPR-Cas9 — A gene-editing tool that can cut, delete, or fix specific genes  Somatic therapy — Changes body cells only (not inherited)  Germline editing — Changes egg/sperm/embryo (IS inherited — raises ethical questions)   Why It All Works</w:t>
+        <w:t>GMO (Genetically Modified Organism) — An organism that contains a gene from a different species  How it works (simplified):  Cut the desired gene out of one organism's DNA (restriction enzyme)  Paste it into a plasmid (ligase)  Put the plasmid into a host cell (e.g., bacteria)  The host cell reads the new gene and makes the protein (central dogma!)  Example: Human insulin gene → inserted into bacteria → bacteria produce insulin for diabetic patients  Why this works: The genetic code is universal (Module 07) — a bacterial ribosome reads human mRNA codons the same way your cells do   CRISPR — Editing the Genome</w:t>
       </w:r>
     </w:p>
     <w:p>
       <w:r>
-        <w:t>The genetic code is universal — the same codons mean the same amino acids in bacteria, plants, and humans. That's why a bacterium can read a human gene and make a human protein.</w:t>
-      </w:r>
-    </w:p>
-    <w:p>
-      <w:r>
-        <w:t>Study Tips</w:t>
+        <w:t>CRISPR-Cas9 — A gene-editing tool that can find a specific DNA sequence and cut, delete, or replace it  Think of it like find-and-replace in a word processor, but for DNA  Gene therapy — Treating genetic diseases by fixing or replacing a broken gene in a patient's cells  Ethical questions: Should we edit genes that get passed to future generations? This is a major ongoing debate   Study Tips</w:t>
       </w:r>
     </w:p>
     <w:sectPr>

--- a/PUBLISHED/biol-1/ALL_FILES/module-11-genomics-biotechnology-keys-to-success.docx
+++ b/PUBLISHED/biol-1/ALL_FILES/module-11-genomics-biotechnology-keys-to-success.docx
@@ -19,12 +19,12 @@
     </w:p>
     <w:p>
       <w:r>
-        <w:t>Explain how scientists cut, copy, and sort DNA  Describe how DNA fingerprinting identifies individuals  Explain what a GMO is and give an example  Describe what CRISPR does and why it is significant  Connect biotechnology tools back to the central dogma (Module 07)   The Big Picture</w:t>
+        <w:t>Describe how scientists cut, copy, and sort DNA  Explain what a GMO is and how the universal genetic code (Module 07) makes it possible  Describe how DNA fingerprinting works and connects to inheritance (Module 09)  Explain what CRISPR is in simple terms  Discuss one benefit and one concern about genetic technology   The Big Picture</w:t>
       </w:r>
     </w:p>
     <w:p>
       <w:r>
-        <w:t>Biotechnology takes what we know about DNA and puts it to work. Because the genetic code is universal (the same codons mean the same amino acids in bacteria, plants, and humans — remember the central dogma from Module 07), we can move genes between organisms and they still work. That single fact makes all of genetic engineering possible.</w:t>
+        <w:t>In Module 07 you learned that all life uses the same genetic code — the same codons mean the same amino acids in bacteria, plants, and humans. That one fact makes ALL of biotechnology possible. If a bacterium can read a human gene the same way your cells do, then we can move genes between species and they still work.</w:t>
       </w:r>
     </w:p>
     <w:p>
@@ -39,37 +39,47 @@
     </w:p>
     <w:p>
       <w:r>
-        <w:t>These are the core lab techniques that make biotechnology possible:</w:t>
+        <w:t>Think of these as lab tools, just like a microscope or a test tube:</w:t>
       </w:r>
     </w:p>
     <w:p>
       <w:r>
-        <w:t>Restriction Enzyme — Molecular scissors that cut DNA at a specific sequence; creates fragments that can be rearranged  DNA Ligase — Molecular glue that seals DNA fragments together (you saw this in Module 08 — it also works during DNA replication)  Recombinant DNA — DNA made by combining pieces from two different sources (e.g., a human gene inserted into a bacterial plasmid)  Plasmid — A small, circular piece of DNA found in bacteria; used as a delivery vehicle to carry new genes into cells   PCR — The DNA Photocopier</w:t>
+        <w:t>Tool  What It Does  Analogy      Restriction enzyme  Cuts DNA at a specific sequence  Molecular scissors    DNA ligase  Glues DNA pieces together  Molecular glue (you saw this enzyme in Module 07 — it also works during replication!)    PCR  Makes millions of copies of a piece of DNA  A DNA photocopier    Gel electrophoresis  Sorts DNA pieces by size  A DNA size-sorter     PCR — Copying DNA in a Test Tube</w:t>
       </w:r>
     </w:p>
     <w:p>
       <w:r>
-        <w:t>PCR (Polymerase Chain Reaction) — Makes millions of copies of a specific DNA segment  It works just like DNA replication (Module 08), but in a test tube:  Heat the DNA to separate the two strands  Cool so short primers attach to the target region  Build new strands using a special heat-proof enzyme (Taq polymerase)  After each cycle, the number of copies doubles: 1 → 2 → 4 → 8 → 16...   Gel Electrophoresis — Sorting DNA by Size</w:t>
+        <w:t>PCR works just like DNA replication from Module 07, but controlled by a scientist:</w:t>
       </w:r>
     </w:p>
     <w:p>
       <w:r>
-        <w:t>DNA fragments are placed in a gel and pulled by an electric current  Small fragments travel farther ; large fragments stay near the top  Used to visualize and compare DNA samples   DNA Fingerprinting — Identifying Individuals</w:t>
+        <w:t>Heat the DNA → strands separate (like helicase unzipping — Module 07)  Cool → short primers attach to the target region (like primase — Module 07)  Build → a special enzyme copies the DNA (like DNA polymerase — Module 07)   After each cycle, the DNA doubles: 1 → 2 → 4 → 8 → 16... Just a few hours makes millions of copies.</w:t>
       </w:r>
     </w:p>
     <w:p>
       <w:r>
-        <w:t>Every person (except identical twins) has a unique pattern of STRs (Short Tandem Repeats) — short DNA sequences repeated different numbers of times  Scientists use PCR to copy STR regions, then gel electrophoresis to compare patterns  Used in forensics (matching crime scene DNA) and paternity tests (a child's bands that don't match mom must come from dad)  This connects to Module 09 (Inheritance) — STR patterns are inherited from parents, just like other traits   Genetic Engineering — Moving Genes Between Organisms</w:t>
+        <w:t>Gel Electrophoresis — Sorting DNA by Size</w:t>
       </w:r>
     </w:p>
     <w:p>
       <w:r>
-        <w:t>GMO (Genetically Modified Organism) — An organism that contains a gene from a different species  How it works (simplified):  Cut the desired gene out of one organism's DNA (restriction enzyme)  Paste it into a plasmid (ligase)  Put the plasmid into a host cell (e.g., bacteria)  The host cell reads the new gene and makes the protein (central dogma!)  Example: Human insulin gene → inserted into bacteria → bacteria produce insulin for diabetic patients  Why this works: The genetic code is universal (Module 07) — a bacterial ribosome reads human mRNA codons the same way your cells do   CRISPR — Editing the Genome</w:t>
+        <w:t>DNA is negatively charged (phosphate groups on the backbone — Module 07) → it moves toward the positive end of the gel  Small pieces travel farther , large pieces stay near the top  Scientists compare the band patterns to identify different DNA samples   DNA Fingerprinting — Who Does This DNA Belong To?</w:t>
       </w:r>
     </w:p>
     <w:p>
       <w:r>
-        <w:t>CRISPR-Cas9 — A gene-editing tool that can find a specific DNA sequence and cut, delete, or replace it  Think of it like find-and-replace in a word processor, but for DNA  Gene therapy — Treating genetic diseases by fixing or replacing a broken gene in a patient's cells  Ethical questions: Should we edit genes that get passed to future generations? This is a major ongoing debate   Study Tips</w:t>
+        <w:t>Everyone (except identical twins) has a unique pattern of STRs (Short Tandem Repeats) — short DNA sequences repeated different numbers of times  STR patterns are inherited (Module 09) — half from mom, half from dad  Scientists use PCR to copy STR regions, then gel electrophoresis to compare patterns  Used in forensics (crime scenes) and paternity tests   GMOs — Moving Genes Between Species</w:t>
+      </w:r>
+    </w:p>
+    <w:p>
+      <w:r>
+        <w:t>GMO = an organism that has a gene from a different species inserted into its DNA  How it works (simplified):  Cut the gene out of one organism (restriction enzyme)  Paste it into a small circle of bacterial DNA called a plasmid (ligase)  Put the plasmid into bacteria  Bacteria read the gene and make the protein (central dogma! — Module 07)  Example: Human insulin gene → bacteria → bacteria make insulin for diabetic patients  This only works because the genetic code is universal (Module 07)   CRISPR — Editing DNA</w:t>
+      </w:r>
+    </w:p>
+    <w:p>
+      <w:r>
+        <w:t>CRISPR-Cas9 = a tool that can find a specific spot in DNA and cut it, allowing scientists to delete, fix, or replace a gene  Think of it like find-and-replace in a word processor, but for DNA  Gene therapy = treating a genetic disease by fixing the broken gene  Big ethical question: Should we edit genes in embryos (changes that would be passed to future generations)?   Study Tips</w:t>
       </w:r>
     </w:p>
     <w:sectPr>

--- a/PUBLISHED/biol-1/ALL_FILES/module-11-genomics-biotechnology-keys-to-success.docx
+++ b/PUBLISHED/biol-1/ALL_FILES/module-11-genomics-biotechnology-keys-to-success.docx
@@ -3,11 +3,17 @@
 <w:document xmlns:wpc="http://schemas.microsoft.com/office/word/2010/wordprocessingCanvas" xmlns:mo="http://schemas.microsoft.com/office/mac/office/2008/main" xmlns:mc="http://schemas.openxmlformats.org/markup-compatibility/2006" xmlns:mv="urn:schemas-microsoft-com:mac:vml" xmlns:o="urn:schemas-microsoft-com:office:office" xmlns:r="http://schemas.openxmlformats.org/officeDocument/2006/relationships" xmlns:m="http://schemas.openxmlformats.org/officeDocument/2006/math" xmlns:v="urn:schemas-microsoft-com:vml" xmlns:wp14="http://schemas.microsoft.com/office/word/2010/wordprocessingDrawing" xmlns:wp="http://schemas.openxmlformats.org/drawingml/2006/wordprocessingDrawing" xmlns:w10="urn:schemas-microsoft-com:office:word" xmlns:w="http://schemas.openxmlformats.org/wordprocessingml/2006/main" xmlns:w14="http://schemas.microsoft.com/office/word/2010/wordml" xmlns:wpg="http://schemas.microsoft.com/office/word/2010/wordprocessingGroup" xmlns:wpi="http://schemas.microsoft.com/office/word/2010/wordprocessingInk" xmlns:wne="http://schemas.microsoft.com/office/word/2006/wordml" xmlns:wps="http://schemas.microsoft.com/office/word/2010/wordprocessingShape" mc:Ignorable="w14 wp14">
   <w:body>
     <w:p>
+      <w:pPr>
+        <w:pStyle w:val="Heading1"/>
+      </w:pPr>
       <w:r>
         <w:t>Module 11: Genomics &amp; Biotechnology — Keys to Success</w:t>
       </w:r>
     </w:p>
     <w:p>
+      <w:pPr>
+        <w:pStyle w:val="Heading2"/>
+      </w:pPr>
       <w:r>
         <w:t>Learning Objectives</w:t>
       </w:r>
@@ -19,20 +25,81 @@
     </w:p>
     <w:p>
       <w:r>
-        <w:t>Describe how scientists cut, copy, and sort DNA  Explain what a GMO is and how the universal genetic code (Module 07) makes it possible  Describe how DNA fingerprinting works and connects to inheritance (Module 09)  Explain what CRISPR is in simple terms  Discuss one benefit and one concern about genetic technology   The Big Picture</w:t>
+        <w:t xml:space="preserve">1. </w:t>
+      </w:r>
+      <w:r>
+        <w:t>Describe how scientists cut, copy, and sort DNA</w:t>
       </w:r>
     </w:p>
     <w:p>
       <w:r>
-        <w:t>In Module 07 you learned that all life uses the same genetic code — the same codons mean the same amino acids in bacteria, plants, and humans. That one fact makes ALL of biotechnology possible. If a bacterium can read a human gene the same way your cells do, then we can move genes between species and they still work.</w:t>
+        <w:t xml:space="preserve">2. </w:t>
+      </w:r>
+      <w:r>
+        <w:t>Explain what a GMO is and how the universal genetic code (Module 07) makes it possible</w:t>
       </w:r>
     </w:p>
     <w:p>
+      <w:r>
+        <w:t xml:space="preserve">3. </w:t>
+      </w:r>
+      <w:r>
+        <w:t>Describe how DNA fingerprinting works and connects to inheritance (Module 09)</w:t>
+      </w:r>
+    </w:p>
+    <w:p>
+      <w:r>
+        <w:t xml:space="preserve">4. </w:t>
+      </w:r>
+      <w:r>
+        <w:t>Explain what CRISPR is in simple terms</w:t>
+      </w:r>
+    </w:p>
+    <w:p>
+      <w:r>
+        <w:t xml:space="preserve">5. </w:t>
+      </w:r>
+      <w:r>
+        <w:t>Discuss one benefit and one concern about genetic technology</w:t>
+      </w:r>
+    </w:p>
+    <w:p>
+      <w:pPr>
+        <w:pStyle w:val="Heading2"/>
+      </w:pPr>
+      <w:r>
+        <w:t>The Big Picture</w:t>
+      </w:r>
+    </w:p>
+    <w:p>
+      <w:r>
+        <w:br/>
+      </w:r>
+      <w:r>
+        <w:t xml:space="preserve">In Module 07 you learned that all life uses the </w:t>
+      </w:r>
+      <w:r>
+        <w:rPr>
+          <w:b/>
+        </w:rPr>
+        <w:t>same genetic code</w:t>
+      </w:r>
+      <w:r>
+        <w:t xml:space="preserve"> — the same codons mean the same amino acids in bacteria, plants, and humans. That one fact makes ALL of biotechnology possible. If a bacterium can read a human gene the same way your cells do, then we can move genes between species and they still work.</w:t>
+      </w:r>
+    </w:p>
+    <w:p>
+      <w:pPr>
+        <w:pStyle w:val="Heading2"/>
+      </w:pPr>
       <w:r>
         <w:t>Key Terms</w:t>
       </w:r>
     </w:p>
     <w:p>
+      <w:pPr>
+        <w:pStyle w:val="Heading3"/>
+      </w:pPr>
       <w:r>
         <w:t>The DNA Toolkit — Cut, Copy, Sort</w:t>
       </w:r>
@@ -42,44 +109,625 @@
         <w:t>Think of these as lab tools, just like a microscope or a test tube:</w:t>
       </w:r>
     </w:p>
+    <w:tbl>
+      <w:tblPr>
+        <w:tblW w:type="auto" w:w="0"/>
+        <w:tblLook w:firstColumn="1" w:firstRow="1" w:lastColumn="0" w:lastRow="0" w:noHBand="0" w:noVBand="1" w:val="04A0"/>
+      </w:tblPr>
+      <w:tblGrid>
+        <w:gridCol w:w="2880"/>
+        <w:gridCol w:w="2880"/>
+        <w:gridCol w:w="2880"/>
+      </w:tblGrid>
+      <w:tr>
+        <w:tc>
+          <w:tcPr>
+            <w:tcW w:type="dxa" w:w="2880"/>
+          </w:tcPr>
+          <w:p>
+            <w:r>
+              <w:t>Tool</w:t>
+            </w:r>
+          </w:p>
+        </w:tc>
+        <w:tc>
+          <w:tcPr>
+            <w:tcW w:type="dxa" w:w="2880"/>
+          </w:tcPr>
+          <w:p>
+            <w:r>
+              <w:t>What It Does</w:t>
+            </w:r>
+          </w:p>
+        </w:tc>
+        <w:tc>
+          <w:tcPr>
+            <w:tcW w:type="dxa" w:w="2880"/>
+          </w:tcPr>
+          <w:p>
+            <w:r>
+              <w:t>Analogy</w:t>
+            </w:r>
+          </w:p>
+        </w:tc>
+      </w:tr>
+      <w:tr>
+        <w:tc>
+          <w:tcPr>
+            <w:tcW w:type="dxa" w:w="2880"/>
+          </w:tcPr>
+          <w:p>
+            <w:r>
+              <w:t>Restriction enzyme</w:t>
+            </w:r>
+          </w:p>
+        </w:tc>
+        <w:tc>
+          <w:tcPr>
+            <w:tcW w:type="dxa" w:w="2880"/>
+          </w:tcPr>
+          <w:p>
+            <w:r>
+              <w:t>Cuts DNA at a specific sequence</w:t>
+            </w:r>
+          </w:p>
+        </w:tc>
+        <w:tc>
+          <w:tcPr>
+            <w:tcW w:type="dxa" w:w="2880"/>
+          </w:tcPr>
+          <w:p>
+            <w:r>
+              <w:t>Molecular scissors</w:t>
+            </w:r>
+          </w:p>
+        </w:tc>
+      </w:tr>
+      <w:tr>
+        <w:tc>
+          <w:tcPr>
+            <w:tcW w:type="dxa" w:w="2880"/>
+          </w:tcPr>
+          <w:p>
+            <w:r>
+              <w:t>DNA ligase</w:t>
+            </w:r>
+          </w:p>
+        </w:tc>
+        <w:tc>
+          <w:tcPr>
+            <w:tcW w:type="dxa" w:w="2880"/>
+          </w:tcPr>
+          <w:p>
+            <w:r>
+              <w:t>Glues DNA pieces together</w:t>
+            </w:r>
+          </w:p>
+        </w:tc>
+        <w:tc>
+          <w:tcPr>
+            <w:tcW w:type="dxa" w:w="2880"/>
+          </w:tcPr>
+          <w:p>
+            <w:r>
+              <w:t>Molecular glue (you saw this enzyme in Module 07 — it also works during replication!)</w:t>
+            </w:r>
+          </w:p>
+        </w:tc>
+      </w:tr>
+      <w:tr>
+        <w:tc>
+          <w:tcPr>
+            <w:tcW w:type="dxa" w:w="2880"/>
+          </w:tcPr>
+          <w:p>
+            <w:r>
+              <w:t>PCR</w:t>
+            </w:r>
+          </w:p>
+        </w:tc>
+        <w:tc>
+          <w:tcPr>
+            <w:tcW w:type="dxa" w:w="2880"/>
+          </w:tcPr>
+          <w:p>
+            <w:r>
+              <w:t>Makes millions of copies of a piece of DNA</w:t>
+            </w:r>
+          </w:p>
+        </w:tc>
+        <w:tc>
+          <w:tcPr>
+            <w:tcW w:type="dxa" w:w="2880"/>
+          </w:tcPr>
+          <w:p>
+            <w:r>
+              <w:t>A DNA photocopier</w:t>
+            </w:r>
+          </w:p>
+        </w:tc>
+      </w:tr>
+      <w:tr>
+        <w:tc>
+          <w:tcPr>
+            <w:tcW w:type="dxa" w:w="2880"/>
+          </w:tcPr>
+          <w:p>
+            <w:r>
+              <w:t>Gel electrophoresis</w:t>
+            </w:r>
+          </w:p>
+        </w:tc>
+        <w:tc>
+          <w:tcPr>
+            <w:tcW w:type="dxa" w:w="2880"/>
+          </w:tcPr>
+          <w:p>
+            <w:r>
+              <w:t>Sorts DNA pieces by size</w:t>
+            </w:r>
+          </w:p>
+        </w:tc>
+        <w:tc>
+          <w:tcPr>
+            <w:tcW w:type="dxa" w:w="2880"/>
+          </w:tcPr>
+          <w:p>
+            <w:r>
+              <w:t>A DNA size-sorter</w:t>
+            </w:r>
+          </w:p>
+        </w:tc>
+      </w:tr>
+    </w:tbl>
     <w:p>
+      <w:pPr>
+        <w:pStyle w:val="Heading3"/>
+      </w:pPr>
       <w:r>
-        <w:t>Tool  What It Does  Analogy      Restriction enzyme  Cuts DNA at a specific sequence  Molecular scissors    DNA ligase  Glues DNA pieces together  Molecular glue (you saw this enzyme in Module 07 — it also works during replication!)    PCR  Makes millions of copies of a piece of DNA  A DNA photocopier    Gel electrophoresis  Sorts DNA pieces by size  A DNA size-sorter     PCR — Copying DNA in a Test Tube</w:t>
+        <w:t>PCR — Copying DNA in a Test Tube</w:t>
       </w:r>
     </w:p>
     <w:p>
       <w:r>
-        <w:t>PCR works just like DNA replication from Module 07, but controlled by a scientist:</w:t>
+        <w:t xml:space="preserve">PCR works </w:t>
+      </w:r>
+      <w:r>
+        <w:rPr>
+          <w:b/>
+        </w:rPr>
+        <w:t>just like DNA replication</w:t>
+      </w:r>
+      <w:r>
+        <w:t xml:space="preserve"> from Module 07, but controlled by a scientist:</w:t>
       </w:r>
     </w:p>
     <w:p>
       <w:r>
-        <w:t>Heat the DNA → strands separate (like helicase unzipping — Module 07)  Cool → short primers attach to the target region (like primase — Module 07)  Build → a special enzyme copies the DNA (like DNA polymerase — Module 07)   After each cycle, the DNA doubles: 1 → 2 → 4 → 8 → 16... Just a few hours makes millions of copies.</w:t>
+        <w:t xml:space="preserve">1. </w:t>
+      </w:r>
+      <w:r>
+        <w:rPr>
+          <w:b/>
+        </w:rPr>
+        <w:t>Heat</w:t>
+      </w:r>
+      <w:r>
+        <w:t xml:space="preserve"> the DNA → strands separate (like helicase unzipping — Module 07)</w:t>
       </w:r>
     </w:p>
     <w:p>
+      <w:r>
+        <w:t xml:space="preserve">2. </w:t>
+      </w:r>
+      <w:r>
+        <w:rPr>
+          <w:b/>
+        </w:rPr>
+        <w:t>Cool</w:t>
+      </w:r>
+      <w:r>
+        <w:t xml:space="preserve"> → short primers attach to the target region (like primase — Module 07)</w:t>
+      </w:r>
+    </w:p>
+    <w:p>
+      <w:r>
+        <w:t xml:space="preserve">3. </w:t>
+      </w:r>
+      <w:r>
+        <w:rPr>
+          <w:b/>
+        </w:rPr>
+        <w:t>Build</w:t>
+      </w:r>
+      <w:r>
+        <w:t xml:space="preserve"> → a special enzyme copies the DNA (like DNA polymerase — Module 07)</w:t>
+      </w:r>
+    </w:p>
+    <w:p>
+      <w:r>
+        <w:t>After each cycle, the DNA doubles: 1 → 2 → 4 → 8 → 16... Just a few hours makes millions of copies.</w:t>
+      </w:r>
+    </w:p>
+    <w:p>
+      <w:pPr>
+        <w:pStyle w:val="Heading3"/>
+      </w:pPr>
       <w:r>
         <w:t>Gel Electrophoresis — Sorting DNA by Size</w:t>
       </w:r>
     </w:p>
     <w:p>
       <w:r>
-        <w:t>DNA is negatively charged (phosphate groups on the backbone — Module 07) → it moves toward the positive end of the gel  Small pieces travel farther , large pieces stay near the top  Scientists compare the band patterns to identify different DNA samples   DNA Fingerprinting — Who Does This DNA Belong To?</w:t>
+        <w:t xml:space="preserve">• </w:t>
+      </w:r>
+      <w:r>
+        <w:t xml:space="preserve">DNA is </w:t>
+      </w:r>
+      <w:r>
+        <w:rPr>
+          <w:b/>
+        </w:rPr>
+        <w:t>negatively charged</w:t>
+      </w:r>
+      <w:r>
+        <w:t xml:space="preserve"> (phosphate groups on the backbone — Module 07) → it moves toward the positive end of the gel</w:t>
       </w:r>
     </w:p>
     <w:p>
       <w:r>
-        <w:t>Everyone (except identical twins) has a unique pattern of STRs (Short Tandem Repeats) — short DNA sequences repeated different numbers of times  STR patterns are inherited (Module 09) — half from mom, half from dad  Scientists use PCR to copy STR regions, then gel electrophoresis to compare patterns  Used in forensics (crime scenes) and paternity tests   GMOs — Moving Genes Between Species</w:t>
+        <w:t xml:space="preserve">• </w:t>
+      </w:r>
+      <w:r>
+        <w:rPr>
+          <w:b/>
+        </w:rPr>
+        <w:t>Small pieces travel farther</w:t>
+      </w:r>
+      <w:r>
+        <w:t>, large pieces stay near the top</w:t>
       </w:r>
     </w:p>
     <w:p>
       <w:r>
-        <w:t>GMO = an organism that has a gene from a different species inserted into its DNA  How it works (simplified):  Cut the gene out of one organism (restriction enzyme)  Paste it into a small circle of bacterial DNA called a plasmid (ligase)  Put the plasmid into bacteria  Bacteria read the gene and make the protein (central dogma! — Module 07)  Example: Human insulin gene → bacteria → bacteria make insulin for diabetic patients  This only works because the genetic code is universal (Module 07)   CRISPR — Editing DNA</w:t>
+        <w:t xml:space="preserve">• </w:t>
+      </w:r>
+      <w:r>
+        <w:t>Scientists compare the band patterns to identify different DNA samples</w:t>
+      </w:r>
+    </w:p>
+    <w:p>
+      <w:pPr>
+        <w:pStyle w:val="Heading3"/>
+      </w:pPr>
+      <w:r>
+        <w:t>DNA Fingerprinting — Who Does This DNA Belong To?</w:t>
       </w:r>
     </w:p>
     <w:p>
       <w:r>
-        <w:t>CRISPR-Cas9 = a tool that can find a specific spot in DNA and cut it, allowing scientists to delete, fix, or replace a gene  Think of it like find-and-replace in a word processor, but for DNA  Gene therapy = treating a genetic disease by fixing the broken gene  Big ethical question: Should we edit genes in embryos (changes that would be passed to future generations)?   Study Tips</w:t>
+        <w:t xml:space="preserve">• </w:t>
+      </w:r>
+      <w:r>
+        <w:t xml:space="preserve">Everyone (except identical twins) has a unique pattern of </w:t>
+      </w:r>
+      <w:r>
+        <w:rPr>
+          <w:b/>
+        </w:rPr>
+        <w:t>STRs (Short Tandem Repeats)</w:t>
+      </w:r>
+      <w:r>
+        <w:t xml:space="preserve"> — short DNA sequences repeated different numbers of times</w:t>
+      </w:r>
+    </w:p>
+    <w:p>
+      <w:r>
+        <w:t xml:space="preserve">• </w:t>
+      </w:r>
+      <w:r>
+        <w:t xml:space="preserve">STR patterns are </w:t>
+      </w:r>
+      <w:r>
+        <w:rPr>
+          <w:b/>
+        </w:rPr>
+        <w:t>inherited</w:t>
+      </w:r>
+      <w:r>
+        <w:t xml:space="preserve"> (Module 09) — half from mom, half from dad</w:t>
+      </w:r>
+    </w:p>
+    <w:p>
+      <w:r>
+        <w:t xml:space="preserve">• </w:t>
+      </w:r>
+      <w:r>
+        <w:t>Scientists use PCR to copy STR regions, then gel electrophoresis to compare patterns</w:t>
+      </w:r>
+    </w:p>
+    <w:p>
+      <w:r>
+        <w:t xml:space="preserve">• </w:t>
+      </w:r>
+      <w:r>
+        <w:t xml:space="preserve">Used in </w:t>
+      </w:r>
+      <w:r>
+        <w:rPr>
+          <w:b/>
+        </w:rPr>
+        <w:t>forensics</w:t>
+      </w:r>
+      <w:r>
+        <w:t xml:space="preserve"> (crime scenes) and </w:t>
+      </w:r>
+      <w:r>
+        <w:rPr>
+          <w:b/>
+        </w:rPr>
+        <w:t>paternity tests</w:t>
+      </w:r>
+    </w:p>
+    <w:p>
+      <w:pPr>
+        <w:pStyle w:val="Heading3"/>
+      </w:pPr>
+      <w:r>
+        <w:t>GMOs — Moving Genes Between Species</w:t>
+      </w:r>
+    </w:p>
+    <w:p>
+      <w:r>
+        <w:t xml:space="preserve">• </w:t>
+      </w:r>
+      <w:r>
+        <w:rPr>
+          <w:b/>
+        </w:rPr>
+        <w:t>GMO</w:t>
+      </w:r>
+      <w:r>
+        <w:t xml:space="preserve"> = an organism that has a gene from a different species inserted into its DNA</w:t>
+      </w:r>
+    </w:p>
+    <w:p>
+      <w:r>
+        <w:t xml:space="preserve">• </w:t>
+      </w:r>
+      <w:r>
+        <w:rPr>
+          <w:b/>
+        </w:rPr>
+        <w:t>How it works (simplified):</w:t>
+      </w:r>
+    </w:p>
+    <w:p>
+      <w:r>
+        <w:t xml:space="preserve">• </w:t>
+      </w:r>
+      <w:r>
+        <w:t>Cut the gene out of one organism (restriction enzyme)</w:t>
+      </w:r>
+    </w:p>
+    <w:p>
+      <w:r>
+        <w:t xml:space="preserve">• </w:t>
+      </w:r>
+      <w:r>
+        <w:t xml:space="preserve">Paste it into a small circle of bacterial DNA called a </w:t>
+      </w:r>
+      <w:r>
+        <w:rPr>
+          <w:b/>
+        </w:rPr>
+        <w:t>plasmid</w:t>
+      </w:r>
+      <w:r>
+        <w:t xml:space="preserve"> (ligase)</w:t>
+      </w:r>
+    </w:p>
+    <w:p>
+      <w:r>
+        <w:t xml:space="preserve">• </w:t>
+      </w:r>
+      <w:r>
+        <w:t>Put the plasmid into bacteria</w:t>
+      </w:r>
+    </w:p>
+    <w:p>
+      <w:r>
+        <w:t xml:space="preserve">• </w:t>
+      </w:r>
+      <w:r>
+        <w:t>Bacteria read the gene and make the protein (central dogma! — Module 07)</w:t>
+      </w:r>
+    </w:p>
+    <w:p>
+      <w:r>
+        <w:t xml:space="preserve">• </w:t>
+      </w:r>
+      <w:r>
+        <w:rPr>
+          <w:b/>
+        </w:rPr>
+        <w:t>Example:</w:t>
+      </w:r>
+      <w:r>
+        <w:t xml:space="preserve"> Human insulin gene → bacteria → bacteria make insulin for diabetic patients</w:t>
+      </w:r>
+    </w:p>
+    <w:p>
+      <w:r>
+        <w:t xml:space="preserve">• </w:t>
+      </w:r>
+      <w:r>
+        <w:rPr>
+          <w:b/>
+        </w:rPr>
+        <w:t>This only works because the genetic code is universal</w:t>
+      </w:r>
+      <w:r>
+        <w:t xml:space="preserve"> (Module 07)</w:t>
+      </w:r>
+    </w:p>
+    <w:p>
+      <w:pPr>
+        <w:pStyle w:val="Heading3"/>
+      </w:pPr>
+      <w:r>
+        <w:t>CRISPR — Editing DNA</w:t>
+      </w:r>
+    </w:p>
+    <w:p>
+      <w:r>
+        <w:t xml:space="preserve">• </w:t>
+      </w:r>
+      <w:r>
+        <w:rPr>
+          <w:b/>
+        </w:rPr>
+        <w:t>CRISPR-Cas9</w:t>
+      </w:r>
+      <w:r>
+        <w:t xml:space="preserve"> = a tool that can find a specific spot in DNA and cut it, allowing scientists to delete, fix, or replace a gene</w:t>
+      </w:r>
+    </w:p>
+    <w:p>
+      <w:r>
+        <w:t xml:space="preserve">• </w:t>
+      </w:r>
+      <w:r>
+        <w:t xml:space="preserve">Think of it like </w:t>
+      </w:r>
+      <w:r>
+        <w:rPr>
+          <w:b/>
+        </w:rPr>
+        <w:t>find-and-replace</w:t>
+      </w:r>
+      <w:r>
+        <w:t xml:space="preserve"> in a word processor, but for DNA</w:t>
+      </w:r>
+    </w:p>
+    <w:p>
+      <w:r>
+        <w:t xml:space="preserve">• </w:t>
+      </w:r>
+      <w:r>
+        <w:rPr>
+          <w:b/>
+        </w:rPr>
+        <w:t>Gene therapy</w:t>
+      </w:r>
+      <w:r>
+        <w:t xml:space="preserve"> = treating a genetic disease by fixing the broken gene</w:t>
+      </w:r>
+    </w:p>
+    <w:p>
+      <w:r>
+        <w:t xml:space="preserve">• </w:t>
+      </w:r>
+      <w:r>
+        <w:rPr>
+          <w:b/>
+        </w:rPr>
+        <w:t>Big ethical question:</w:t>
+      </w:r>
+      <w:r>
+        <w:t xml:space="preserve"> Should we edit genes in embryos (changes that would be passed to future generations)?</w:t>
+      </w:r>
+    </w:p>
+    <w:p>
+      <w:pPr>
+        <w:pStyle w:val="Heading2"/>
+      </w:pPr>
+      <w:r>
+        <w:t>Study Tips</w:t>
+      </w:r>
+    </w:p>
+    <w:p>
+      <w:r>
+        <w:t xml:space="preserve">1. </w:t>
+      </w:r>
+      <w:r>
+        <w:rPr>
+          <w:b/>
+        </w:rPr>
+        <w:t>Know the tools by their verb</w:t>
+      </w:r>
+      <w:r>
+        <w:t xml:space="preserve"> — Restriction enzymes CUT, ligase GLUES, PCR COPIES, gel SORTS, CRISPR EDITS</w:t>
+      </w:r>
+    </w:p>
+    <w:p>
+      <w:r>
+        <w:t xml:space="preserve">2. </w:t>
+      </w:r>
+      <w:r>
+        <w:rPr>
+          <w:b/>
+        </w:rPr>
+        <w:t>PCR = replication in a tube</w:t>
+      </w:r>
+      <w:r>
+        <w:t xml:space="preserve"> — Same enzymes and logic as Module 07, just done by scientists</w:t>
+      </w:r>
+    </w:p>
+    <w:p>
+      <w:r>
+        <w:t xml:space="preserve">3. </w:t>
+      </w:r>
+      <w:r>
+        <w:rPr>
+          <w:b/>
+        </w:rPr>
+        <w:t>Small = far in gel</w:t>
+      </w:r>
+      <w:r>
+        <w:t xml:space="preserve"> — Small DNA fragments travel farther through the gel</w:t>
+      </w:r>
+    </w:p>
+    <w:p>
+      <w:r>
+        <w:t xml:space="preserve">4. </w:t>
+      </w:r>
+      <w:r>
+        <w:rPr>
+          <w:b/>
+        </w:rPr>
+        <w:t>Universal code = biotech works</w:t>
+      </w:r>
+      <w:r>
+        <w:t xml:space="preserve"> — One sentence that connects Module 07 to this entire module</w:t>
+      </w:r>
+    </w:p>
+    <w:p>
+      <w:r>
+        <w:t xml:space="preserve">5. </w:t>
+      </w:r>
+      <w:r>
+        <w:rPr>
+          <w:b/>
+        </w:rPr>
+        <w:t>STRs are inherited</w:t>
+      </w:r>
+      <w:r>
+        <w:t xml:space="preserve"> — Connects Module 09 (inheritance) to forensics</w:t>
+      </w:r>
+    </w:p>
+    <w:p>
+      <w:r>
+        <w:t xml:space="preserve">6. </w:t>
+      </w:r>
+      <w:r>
+        <w:rPr>
+          <w:b/>
+        </w:rPr>
+        <w:t>This module is the "so what?"</w:t>
+      </w:r>
+      <w:r>
+        <w:t xml:space="preserve"> — Everything from Modules 07–10 comes together here</w:t>
       </w:r>
     </w:p>
     <w:sectPr>

--- a/PUBLISHED/biol-1/ALL_FILES/module-11-genomics-biotechnology-keys-to-success.docx
+++ b/PUBLISHED/biol-1/ALL_FILES/module-11-genomics-biotechnology-keys-to-success.docx
@@ -7,7 +7,7 @@
         <w:pStyle w:val="Heading1"/>
       </w:pPr>
       <w:r>
-        <w:t>Module 11: Genomics &amp; Biotechnology — Keys to Success</w:t>
+        <w:t>Module 11: Genomics and Biotechnology - Keys to Success</w:t>
       </w:r>
     </w:p>
     <w:p>
@@ -28,7 +28,7 @@
         <w:t xml:space="preserve">1. </w:t>
       </w:r>
       <w:r>
-        <w:t>Describe how scientists cut, copy, and sort DNA</w:t>
+        <w:t>Define genome and genomics.</w:t>
       </w:r>
     </w:p>
     <w:p>
@@ -36,7 +36,7 @@
         <w:t xml:space="preserve">2. </w:t>
       </w:r>
       <w:r>
-        <w:t>Explain what a GMO is and how the universal genetic code (Module 07) makes it possible</w:t>
+        <w:t>Explain why PCR amplification is useful.</w:t>
       </w:r>
     </w:p>
     <w:p>
@@ -44,7 +44,7 @@
         <w:t xml:space="preserve">3. </w:t>
       </w:r>
       <w:r>
-        <w:t>Describe how DNA fingerprinting works and connects to inheritance (Module 09)</w:t>
+        <w:t>Interpret basic gel electrophoresis fragment patterns.</w:t>
       </w:r>
     </w:p>
     <w:p>
@@ -52,7 +52,7 @@
         <w:t xml:space="preserve">4. </w:t>
       </w:r>
       <w:r>
-        <w:t>Explain what CRISPR is in simple terms</w:t>
+        <w:t>Describe what genetic engineering tools can do.</w:t>
       </w:r>
     </w:p>
     <w:p>
@@ -60,7 +60,7 @@
         <w:t xml:space="preserve">5. </w:t>
       </w:r>
       <w:r>
-        <w:t>Discuss one benefit and one concern about genetic technology</w:t>
+        <w:t>Evaluate biotechnology claims using evidence and ethical considerations.</w:t>
       </w:r>
     </w:p>
     <w:p>
@@ -68,24 +68,47 @@
         <w:pStyle w:val="Heading2"/>
       </w:pPr>
       <w:r>
-        <w:t>The Big Picture</w:t>
+        <w:t>Topics</w:t>
       </w:r>
     </w:p>
     <w:p>
       <w:r>
-        <w:br/>
+        <w:t xml:space="preserve">• </w:t>
       </w:r>
       <w:r>
-        <w:t xml:space="preserve">In Module 07 you learned that all life uses the </w:t>
+        <w:t>Genomes as data</w:t>
+      </w:r>
+    </w:p>
+    <w:p>
+      <w:r>
+        <w:t xml:space="preserve">• </w:t>
       </w:r>
       <w:r>
-        <w:rPr>
-          <w:b/>
-        </w:rPr>
-        <w:t>same genetic code</w:t>
+        <w:t>PCR and amplification</w:t>
+      </w:r>
+    </w:p>
+    <w:p>
+      <w:r>
+        <w:t xml:space="preserve">• </w:t>
       </w:r>
       <w:r>
-        <w:t xml:space="preserve"> — the same codons mean the same amino acids in bacteria, plants, and humans. That one fact makes ALL of biotechnology possible. If a bacterium can read a human gene the same way your cells do, then we can move genes between species and they still work.</w:t>
+        <w:t>Gel electrophoresis and comparison</w:t>
+      </w:r>
+    </w:p>
+    <w:p>
+      <w:r>
+        <w:t xml:space="preserve">• </w:t>
+      </w:r>
+      <w:r>
+        <w:t>Genetic engineering tools</w:t>
+      </w:r>
+    </w:p>
+    <w:p>
+      <w:r>
+        <w:t xml:space="preserve">• </w:t>
+      </w:r>
+      <w:r>
+        <w:t>Biotechnology decisions and ethics</w:t>
       </w:r>
     </w:p>
     <w:p>
@@ -93,285 +116,7 @@
         <w:pStyle w:val="Heading2"/>
       </w:pPr>
       <w:r>
-        <w:t>Key Terms</w:t>
-      </w:r>
-    </w:p>
-    <w:p>
-      <w:pPr>
-        <w:pStyle w:val="Heading3"/>
-      </w:pPr>
-      <w:r>
-        <w:t>The DNA Toolkit — Cut, Copy, Sort</w:t>
-      </w:r>
-    </w:p>
-    <w:p>
-      <w:r>
-        <w:t>Think of these as lab tools, just like a microscope or a test tube:</w:t>
-      </w:r>
-    </w:p>
-    <w:tbl>
-      <w:tblPr>
-        <w:tblW w:type="auto" w:w="0"/>
-        <w:tblLook w:firstColumn="1" w:firstRow="1" w:lastColumn="0" w:lastRow="0" w:noHBand="0" w:noVBand="1" w:val="04A0"/>
-      </w:tblPr>
-      <w:tblGrid>
-        <w:gridCol w:w="2880"/>
-        <w:gridCol w:w="2880"/>
-        <w:gridCol w:w="2880"/>
-      </w:tblGrid>
-      <w:tr>
-        <w:tc>
-          <w:tcPr>
-            <w:tcW w:type="dxa" w:w="2880"/>
-          </w:tcPr>
-          <w:p>
-            <w:r>
-              <w:t>Tool</w:t>
-            </w:r>
-          </w:p>
-        </w:tc>
-        <w:tc>
-          <w:tcPr>
-            <w:tcW w:type="dxa" w:w="2880"/>
-          </w:tcPr>
-          <w:p>
-            <w:r>
-              <w:t>What It Does</w:t>
-            </w:r>
-          </w:p>
-        </w:tc>
-        <w:tc>
-          <w:tcPr>
-            <w:tcW w:type="dxa" w:w="2880"/>
-          </w:tcPr>
-          <w:p>
-            <w:r>
-              <w:t>Analogy</w:t>
-            </w:r>
-          </w:p>
-        </w:tc>
-      </w:tr>
-      <w:tr>
-        <w:tc>
-          <w:tcPr>
-            <w:tcW w:type="dxa" w:w="2880"/>
-          </w:tcPr>
-          <w:p>
-            <w:r>
-              <w:t>Restriction enzyme</w:t>
-            </w:r>
-          </w:p>
-        </w:tc>
-        <w:tc>
-          <w:tcPr>
-            <w:tcW w:type="dxa" w:w="2880"/>
-          </w:tcPr>
-          <w:p>
-            <w:r>
-              <w:t>Cuts DNA at a specific sequence</w:t>
-            </w:r>
-          </w:p>
-        </w:tc>
-        <w:tc>
-          <w:tcPr>
-            <w:tcW w:type="dxa" w:w="2880"/>
-          </w:tcPr>
-          <w:p>
-            <w:r>
-              <w:t>Molecular scissors</w:t>
-            </w:r>
-          </w:p>
-        </w:tc>
-      </w:tr>
-      <w:tr>
-        <w:tc>
-          <w:tcPr>
-            <w:tcW w:type="dxa" w:w="2880"/>
-          </w:tcPr>
-          <w:p>
-            <w:r>
-              <w:t>DNA ligase</w:t>
-            </w:r>
-          </w:p>
-        </w:tc>
-        <w:tc>
-          <w:tcPr>
-            <w:tcW w:type="dxa" w:w="2880"/>
-          </w:tcPr>
-          <w:p>
-            <w:r>
-              <w:t>Glues DNA pieces together</w:t>
-            </w:r>
-          </w:p>
-        </w:tc>
-        <w:tc>
-          <w:tcPr>
-            <w:tcW w:type="dxa" w:w="2880"/>
-          </w:tcPr>
-          <w:p>
-            <w:r>
-              <w:t>Molecular glue (you saw this enzyme in Module 07 — it also works during replication!)</w:t>
-            </w:r>
-          </w:p>
-        </w:tc>
-      </w:tr>
-      <w:tr>
-        <w:tc>
-          <w:tcPr>
-            <w:tcW w:type="dxa" w:w="2880"/>
-          </w:tcPr>
-          <w:p>
-            <w:r>
-              <w:t>PCR</w:t>
-            </w:r>
-          </w:p>
-        </w:tc>
-        <w:tc>
-          <w:tcPr>
-            <w:tcW w:type="dxa" w:w="2880"/>
-          </w:tcPr>
-          <w:p>
-            <w:r>
-              <w:t>Makes millions of copies of a piece of DNA</w:t>
-            </w:r>
-          </w:p>
-        </w:tc>
-        <w:tc>
-          <w:tcPr>
-            <w:tcW w:type="dxa" w:w="2880"/>
-          </w:tcPr>
-          <w:p>
-            <w:r>
-              <w:t>A DNA photocopier</w:t>
-            </w:r>
-          </w:p>
-        </w:tc>
-      </w:tr>
-      <w:tr>
-        <w:tc>
-          <w:tcPr>
-            <w:tcW w:type="dxa" w:w="2880"/>
-          </w:tcPr>
-          <w:p>
-            <w:r>
-              <w:t>Gel electrophoresis</w:t>
-            </w:r>
-          </w:p>
-        </w:tc>
-        <w:tc>
-          <w:tcPr>
-            <w:tcW w:type="dxa" w:w="2880"/>
-          </w:tcPr>
-          <w:p>
-            <w:r>
-              <w:t>Sorts DNA pieces by size</w:t>
-            </w:r>
-          </w:p>
-        </w:tc>
-        <w:tc>
-          <w:tcPr>
-            <w:tcW w:type="dxa" w:w="2880"/>
-          </w:tcPr>
-          <w:p>
-            <w:r>
-              <w:t>A DNA size-sorter</w:t>
-            </w:r>
-          </w:p>
-        </w:tc>
-      </w:tr>
-    </w:tbl>
-    <w:p>
-      <w:pPr>
-        <w:pStyle w:val="Heading3"/>
-      </w:pPr>
-      <w:r>
-        <w:t>PCR — Copying DNA in a Test Tube</w:t>
-      </w:r>
-    </w:p>
-    <w:p>
-      <w:r>
-        <w:t xml:space="preserve">PCR works </w:t>
-      </w:r>
-      <w:r>
-        <w:rPr>
-          <w:b/>
-        </w:rPr>
-        <w:t>just like DNA replication</w:t>
-      </w:r>
-      <w:r>
-        <w:t xml:space="preserve"> from Module 07, but controlled by a scientist:</w:t>
-      </w:r>
-    </w:p>
-    <w:p>
-      <w:r>
-        <w:t xml:space="preserve">1. </w:t>
-      </w:r>
-      <w:r>
-        <w:rPr>
-          <w:b/>
-        </w:rPr>
-        <w:t>Heat</w:t>
-      </w:r>
-      <w:r>
-        <w:t xml:space="preserve"> the DNA → strands separate (like helicase unzipping — Module 07)</w:t>
-      </w:r>
-    </w:p>
-    <w:p>
-      <w:r>
-        <w:t xml:space="preserve">2. </w:t>
-      </w:r>
-      <w:r>
-        <w:rPr>
-          <w:b/>
-        </w:rPr>
-        <w:t>Cool</w:t>
-      </w:r>
-      <w:r>
-        <w:t xml:space="preserve"> → short primers attach to the target region (like primase — Module 07)</w:t>
-      </w:r>
-    </w:p>
-    <w:p>
-      <w:r>
-        <w:t xml:space="preserve">3. </w:t>
-      </w:r>
-      <w:r>
-        <w:rPr>
-          <w:b/>
-        </w:rPr>
-        <w:t>Build</w:t>
-      </w:r>
-      <w:r>
-        <w:t xml:space="preserve"> → a special enzyme copies the DNA (like DNA polymerase — Module 07)</w:t>
-      </w:r>
-    </w:p>
-    <w:p>
-      <w:r>
-        <w:t>After each cycle, the DNA doubles: 1 → 2 → 4 → 8 → 16... Just a few hours makes millions of copies.</w:t>
-      </w:r>
-    </w:p>
-    <w:p>
-      <w:pPr>
-        <w:pStyle w:val="Heading3"/>
-      </w:pPr>
-      <w:r>
-        <w:t>Gel Electrophoresis — Sorting DNA by Size</w:t>
-      </w:r>
-    </w:p>
-    <w:p>
-      <w:r>
-        <w:t xml:space="preserve">• </w:t>
-      </w:r>
-      <w:r>
-        <w:t xml:space="preserve">DNA is </w:t>
-      </w:r>
-      <w:r>
-        <w:rPr>
-          <w:b/>
-        </w:rPr>
-        <w:t>negatively charged</w:t>
-      </w:r>
-      <w:r>
-        <w:t xml:space="preserve"> (phosphate groups on the backbone — Module 07) → it moves toward the positive end of the gel</w:t>
+        <w:t>Key Terms to Know</w:t>
       </w:r>
     </w:p>
     <w:p>
@@ -382,10 +127,10 @@
         <w:rPr>
           <w:b/>
         </w:rPr>
-        <w:t>Small pieces travel farther</w:t>
+        <w:t>Genome</w:t>
       </w:r>
       <w:r>
-        <w:t>, large pieces stay near the top</w:t>
+        <w:t xml:space="preserve"> - Complete DNA information of an organism or sample.</w:t>
       </w:r>
     </w:p>
     <w:p>
@@ -393,15 +138,13 @@
         <w:t xml:space="preserve">• </w:t>
       </w:r>
       <w:r>
-        <w:t>Scientists compare the band patterns to identify different DNA samples</w:t>
+        <w:rPr>
+          <w:b/>
+        </w:rPr>
+        <w:t>Genomics</w:t>
       </w:r>
-    </w:p>
-    <w:p>
-      <w:pPr>
-        <w:pStyle w:val="Heading3"/>
-      </w:pPr>
       <w:r>
-        <w:t>DNA Fingerprinting — Who Does This DNA Belong To?</w:t>
+        <w:t xml:space="preserve"> - Study of whole genomes and their patterns.</w:t>
       </w:r>
     </w:p>
     <w:p>
@@ -409,16 +152,13 @@
         <w:t xml:space="preserve">• </w:t>
       </w:r>
       <w:r>
-        <w:t xml:space="preserve">Everyone (except identical twins) has a unique pattern of </w:t>
-      </w:r>
-      <w:r>
         <w:rPr>
           <w:b/>
         </w:rPr>
-        <w:t>STRs (Short Tandem Repeats)</w:t>
+        <w:t>PCR</w:t>
       </w:r>
       <w:r>
-        <w:t xml:space="preserve"> — short DNA sequences repeated different numbers of times</w:t>
+        <w:t xml:space="preserve"> - Technique for amplifying selected DNA sequences.</w:t>
       </w:r>
     </w:p>
     <w:p>
@@ -426,16 +166,13 @@
         <w:t xml:space="preserve">• </w:t>
       </w:r>
       <w:r>
-        <w:t xml:space="preserve">STR patterns are </w:t>
-      </w:r>
-      <w:r>
         <w:rPr>
           <w:b/>
         </w:rPr>
-        <w:t>inherited</w:t>
+        <w:t>Primer</w:t>
       </w:r>
       <w:r>
-        <w:t xml:space="preserve"> (Module 09) — half from mom, half from dad</w:t>
+        <w:t xml:space="preserve"> - Short DNA sequence that starts PCR copying.</w:t>
       </w:r>
     </w:p>
     <w:p>
@@ -443,7 +180,13 @@
         <w:t xml:space="preserve">• </w:t>
       </w:r>
       <w:r>
-        <w:t>Scientists use PCR to copy STR regions, then gel electrophoresis to compare patterns</w:t>
+        <w:rPr>
+          <w:b/>
+        </w:rPr>
+        <w:t>Gel electrophoresis</w:t>
+      </w:r>
+      <w:r>
+        <w:t xml:space="preserve"> - Method that separates DNA fragments by size.</w:t>
       </w:r>
     </w:p>
     <w:p>
@@ -451,30 +194,13 @@
         <w:t xml:space="preserve">• </w:t>
       </w:r>
       <w:r>
-        <w:t xml:space="preserve">Used in </w:t>
-      </w:r>
-      <w:r>
         <w:rPr>
           <w:b/>
         </w:rPr>
-        <w:t>forensics</w:t>
+        <w:t>CRISPR</w:t>
       </w:r>
       <w:r>
-        <w:t xml:space="preserve"> (crime scenes) and </w:t>
-      </w:r>
-      <w:r>
-        <w:rPr>
-          <w:b/>
-        </w:rPr>
-        <w:t>paternity tests</w:t>
-      </w:r>
-    </w:p>
-    <w:p>
-      <w:pPr>
-        <w:pStyle w:val="Heading3"/>
-      </w:pPr>
-      <w:r>
-        <w:t>GMOs — Moving Genes Between Species</w:t>
+        <w:t xml:space="preserve"> - Gene-editing system adapted from bacterial defense.</w:t>
       </w:r>
     </w:p>
     <w:p>
@@ -488,7 +214,7 @@
         <w:t>GMO</w:t>
       </w:r>
       <w:r>
-        <w:t xml:space="preserve"> = an organism that has a gene from a different species inserted into its DNA</w:t>
+        <w:t xml:space="preserve"> - Organism with genetic material altered by biotechnology.</w:t>
       </w:r>
     </w:p>
     <w:p>
@@ -499,143 +225,58 @@
         <w:rPr>
           <w:b/>
         </w:rPr>
-        <w:t>How it works (simplified):</w:t>
+        <w:t>Bioethics</w:t>
+      </w:r>
+      <w:r>
+        <w:t xml:space="preserve"> - Reasoning about benefits, harms, rights, and responsibilities in biology.</w:t>
+      </w:r>
+    </w:p>
+    <w:p>
+      <w:pPr>
+        <w:pStyle w:val="Heading2"/>
+      </w:pPr>
+      <w:r>
+        <w:t>Core Contents</w:t>
       </w:r>
     </w:p>
     <w:p>
       <w:r>
-        <w:t xml:space="preserve">• </w:t>
+        <w:t xml:space="preserve">1. </w:t>
       </w:r>
       <w:r>
-        <w:t>Cut the gene out of one organism (restriction enzyme)</w:t>
+        <w:t>A genome is the full DNA information set of an organism or sample.</w:t>
       </w:r>
     </w:p>
     <w:p>
       <w:r>
-        <w:t xml:space="preserve">• </w:t>
+        <w:t xml:space="preserve">2. </w:t>
       </w:r>
       <w:r>
-        <w:t xml:space="preserve">Paste it into a small circle of bacterial DNA called a </w:t>
-      </w:r>
-      <w:r>
-        <w:rPr>
-          <w:b/>
-        </w:rPr>
-        <w:t>plasmid</w:t>
-      </w:r>
-      <w:r>
-        <w:t xml:space="preserve"> (ligase)</w:t>
+        <w:t>PCR amplifies chosen DNA regions so they can be analyzed.</w:t>
       </w:r>
     </w:p>
     <w:p>
       <w:r>
-        <w:t xml:space="preserve">• </w:t>
+        <w:t xml:space="preserve">3. </w:t>
       </w:r>
       <w:r>
-        <w:t>Put the plasmid into bacteria</w:t>
+        <w:t>Gel electrophoresis separates DNA fragments by size.</w:t>
       </w:r>
     </w:p>
     <w:p>
       <w:r>
-        <w:t xml:space="preserve">• </w:t>
+        <w:t xml:space="preserve">4. </w:t>
       </w:r>
       <w:r>
-        <w:t>Bacteria read the gene and make the protein (central dogma! — Module 07)</w:t>
+        <w:t>Biotechnology tools can copy, edit, compare, or move genetic information.</w:t>
       </w:r>
     </w:p>
     <w:p>
       <w:r>
-        <w:t xml:space="preserve">• </w:t>
+        <w:t xml:space="preserve">5. </w:t>
       </w:r>
       <w:r>
-        <w:rPr>
-          <w:b/>
-        </w:rPr>
-        <w:t>Example:</w:t>
-      </w:r>
-      <w:r>
-        <w:t xml:space="preserve"> Human insulin gene → bacteria → bacteria make insulin for diabetic patients</w:t>
-      </w:r>
-    </w:p>
-    <w:p>
-      <w:r>
-        <w:t xml:space="preserve">• </w:t>
-      </w:r>
-      <w:r>
-        <w:rPr>
-          <w:b/>
-        </w:rPr>
-        <w:t>This only works because the genetic code is universal</w:t>
-      </w:r>
-      <w:r>
-        <w:t xml:space="preserve"> (Module 07)</w:t>
-      </w:r>
-    </w:p>
-    <w:p>
-      <w:pPr>
-        <w:pStyle w:val="Heading3"/>
-      </w:pPr>
-      <w:r>
-        <w:t>CRISPR — Editing DNA</w:t>
-      </w:r>
-    </w:p>
-    <w:p>
-      <w:r>
-        <w:t xml:space="preserve">• </w:t>
-      </w:r>
-      <w:r>
-        <w:rPr>
-          <w:b/>
-        </w:rPr>
-        <w:t>CRISPR-Cas9</w:t>
-      </w:r>
-      <w:r>
-        <w:t xml:space="preserve"> = a tool that can find a specific spot in DNA and cut it, allowing scientists to delete, fix, or replace a gene</w:t>
-      </w:r>
-    </w:p>
-    <w:p>
-      <w:r>
-        <w:t xml:space="preserve">• </w:t>
-      </w:r>
-      <w:r>
-        <w:t xml:space="preserve">Think of it like </w:t>
-      </w:r>
-      <w:r>
-        <w:rPr>
-          <w:b/>
-        </w:rPr>
-        <w:t>find-and-replace</w:t>
-      </w:r>
-      <w:r>
-        <w:t xml:space="preserve"> in a word processor, but for DNA</w:t>
-      </w:r>
-    </w:p>
-    <w:p>
-      <w:r>
-        <w:t xml:space="preserve">• </w:t>
-      </w:r>
-      <w:r>
-        <w:rPr>
-          <w:b/>
-        </w:rPr>
-        <w:t>Gene therapy</w:t>
-      </w:r>
-      <w:r>
-        <w:t xml:space="preserve"> = treating a genetic disease by fixing the broken gene</w:t>
-      </w:r>
-    </w:p>
-    <w:p>
-      <w:r>
-        <w:t xml:space="preserve">• </w:t>
-      </w:r>
-      <w:r>
-        <w:rPr>
-          <w:b/>
-        </w:rPr>
-        <w:t>Big ethical question:</w:t>
-      </w:r>
-      <w:r>
-        <w:t xml:space="preserve"> Should we edit genes in embryos (changes that would be passed to future generations)?</w:t>
+        <w:t>Applications require evidence, risk reasoning, and ethical judgment.</w:t>
       </w:r>
     </w:p>
     <w:p>
@@ -651,13 +292,7 @@
         <w:t xml:space="preserve">1. </w:t>
       </w:r>
       <w:r>
-        <w:rPr>
-          <w:b/>
-        </w:rPr>
-        <w:t>Know the tools by their verb</w:t>
-      </w:r>
-      <w:r>
-        <w:t xml:space="preserve"> — Restriction enzymes CUT, ligase GLUES, PCR COPIES, gel SORTS, CRISPR EDITS</w:t>
+        <w:t>Start with the module's central claim before memorizing vocabulary.</w:t>
       </w:r>
     </w:p>
     <w:p>
@@ -665,13 +300,7 @@
         <w:t xml:space="preserve">2. </w:t>
       </w:r>
       <w:r>
-        <w:rPr>
-          <w:b/>
-        </w:rPr>
-        <w:t>PCR = replication in a tube</w:t>
-      </w:r>
-      <w:r>
-        <w:t xml:space="preserve"> — Same enzymes and logic as Module 07, just done by scientists</w:t>
+        <w:t>Use the same-numbered lab as the evidence check for the module.</w:t>
       </w:r>
     </w:p>
     <w:p>
@@ -679,13 +308,7 @@
         <w:t xml:space="preserve">3. </w:t>
       </w:r>
       <w:r>
-        <w:rPr>
-          <w:b/>
-        </w:rPr>
-        <w:t>Small = far in gel</w:t>
-      </w:r>
-      <w:r>
-        <w:t xml:space="preserve"> — Small DNA fragments travel farther through the gel</w:t>
+        <w:t>Explain one mechanism in words, then redraw it as a simple diagram.</w:t>
       </w:r>
     </w:p>
     <w:p>
@@ -693,41 +316,58 @@
         <w:t xml:space="preserve">4. </w:t>
       </w:r>
       <w:r>
-        <w:rPr>
-          <w:b/>
-        </w:rPr>
-        <w:t>Universal code = biotech works</w:t>
+        <w:t>Answer retrieval questions without notes, then revise with the terms list.</w:t>
       </w:r>
+    </w:p>
+    <w:p>
+      <w:pPr>
+        <w:pStyle w:val="Heading2"/>
+      </w:pPr>
       <w:r>
-        <w:t xml:space="preserve"> — One sentence that connects Module 07 to this entire module</w:t>
+        <w:t>Connected Lab</w:t>
       </w:r>
     </w:p>
     <w:p>
       <w:r>
-        <w:t xml:space="preserve">5. </w:t>
+        <w:t xml:space="preserve">• </w:t>
       </w:r>
       <w:r>
         <w:rPr>
-          <w:b/>
+          <w:rFonts w:ascii="Courier New" w:hAnsi="Courier New"/>
         </w:rPr>
-        <w:t>STRs are inherited</w:t>
+        <w:t>lab-11_genomics-biotechnology.md</w:t>
       </w:r>
+    </w:p>
+    <w:p>
+      <w:pPr>
+        <w:pStyle w:val="Heading2"/>
+      </w:pPr>
       <w:r>
-        <w:t xml:space="preserve"> — Connects Module 09 (inheritance) to forensics</w:t>
+        <w:t>Generated Visuals</w:t>
       </w:r>
     </w:p>
     <w:p>
       <w:r>
-        <w:t xml:space="preserve">6. </w:t>
+        <w:t xml:space="preserve">• </w:t>
       </w:r>
       <w:r>
-        <w:rPr>
-          <w:b/>
-        </w:rPr>
-        <w:t>This module is the "so what?"</w:t>
+        <w:t>Module 11: Genomics and Biotechnology Concept Map</w:t>
+      </w:r>
+    </w:p>
+    <w:p>
+      <w:r>
+        <w:t xml:space="preserve">• </w:t>
       </w:r>
       <w:r>
-        <w:t xml:space="preserve"> — Everything from Modules 07–10 comes together here</w:t>
+        <w:t>Module 11: Genomics and Biotechnology Process Model</w:t>
+      </w:r>
+    </w:p>
+    <w:p>
+      <w:r>
+        <w:t xml:space="preserve">• </w:t>
+      </w:r>
+      <w:r>
+        <w:t>Module 11: Genomics and Biotechnology Retrieval Card</w:t>
       </w:r>
     </w:p>
     <w:sectPr>
